--- a/B&W Kit/UNDERCITY_Facilitator_Guidebook_BW.docx
+++ b/B&W Kit/UNDERCITY_Facilitator_Guidebook_BW.docx
@@ -3739,7 +3739,7 @@
           <w:sz w:val="20"/>
           <w:szCs w:val="20"/>
         </w:rPr>
-        <w:t xml:space="preserve">Every binder's Fault Code Index ends with two more procedures, P-09 and P-10, and the card deck has a LATE SHIFT section after REFERENCE CHAIN. They add no mechanic. A P-09 fault needs two values from two other binders, exactly as Round 3's did. A P-10 fault is the same with three crew, heavier materials and Integrity falling three points a minute while it stays open: the card says TIME-CRITICAL and nothing counts down, because nothing does — the control panel's preview shows you a target time to call out loud if the room needs the pressure, and that is all it is. They exist so Rounds 4 to 7 can mix every kind of fault the room has learned without repeating one. Fire them from the library like everything else; the preview shows you the two sources and the answer, and no table ever sees that.</w:t>
+        <w:t xml:space="preserve">Every binder's Fault Code Index ends with two more procedures, P-09 and P-10, and the card deck has a LATE SHIFT section after REFERENCE CHAIN. They add no mechanic. A P-09 fault needs three values: two from other binders exactly as Round 3's did and, since 2026-10-06, a third from its own table, its own Appendix C or a third sector. Every P-08 reference chain carries a third value the same way, so each sector holds exactly two three-value faults and the library tags them 3 VALUES — introduce them in Round 5, one table at a time, and never on a P-10, which stays at two values under time pressure. A P-10 fault is the same with three crew, heavier materials and Integrity falling three points a minute while it stays open: the card says TIME-CRITICAL and nothing counts down, because nothing does — the control panel's preview shows you a target time to call out loud if the room needs the pressure, and that is all it is. They exist so Rounds 4 to 7 can mix every kind of fault the room has learned without repeating one. Fire them from the library like everything else; the preview shows you every source and the answer, and no table ever sees that.</w:t>
       </w:r>
     </w:p>
     <w:p>
@@ -7062,7 +7062,7 @@
               <w:rPr>
                 <w:rFonts w:ascii="Arial" w:cs="Arial" w:eastAsia="Arial" w:hAnsi="Arial"/>
               </w:rPr>
-              <w:t xml:space="preserve">CALL COUNCIL on the Overview. Every screen shows COUNCIL IN SESSION with the one-minute clock; +0:30 as often as the room needs it. Chiefs and liaisons to the centre table — the rest of the city keeps running.</w:t>
+              <w:t xml:space="preserve">CALL COUNCIL on the Overview. Every screen shows COUNCIL IN SESSION with the one-minute clock. +0:30 only while it is still running: at 00:00 the sitting has closed and nothing reopens it — a second sitting is CLOSE COUNCIL, then CALL COUNCIL. Chiefs and liaisons to the centre table — the rest of the city keeps running.</w:t>
             </w:r>
           </w:p>
         </w:tc>
@@ -7995,7 +7995,7 @@
               <w:rPr>
                 <w:rFonts w:ascii="Arial" w:cs="Arial" w:eastAsia="Arial" w:hAnsi="Arial"/>
               </w:rPr>
-              <w:t xml:space="preserve">CALL COUNCIL on the Overview and announce the Continuity Order is due. Place the form on the centre table. +0:30 as needed; at 00:00 the clock says COUNCIL TIME EXPIRED and nothing else happens.</w:t>
+              <w:t xml:space="preserve">CALL COUNCIL on the Overview and announce the Continuity Order is due. Place the form on the centre table. Say before it starts when the sitting closes; +0:30 only before 00:00. At 00:00 the clock says COUNCIL TIME EXPIRED, the sitting cannot be extended, and a form handed over after that has no effect (Charter, Clause 7).</w:t>
             </w:r>
           </w:p>
         </w:tc>
@@ -8772,7 +8772,7 @@
               <w:rPr>
                 <w:rFonts w:ascii="Arial" w:cs="Arial" w:eastAsia="Arial" w:hAnsi="Arial"/>
               </w:rPr>
-              <w:t xml:space="preserve">The library's LATE SHIFT section is yours from here: twelve more faults, P-09 (two values from two other binders) and P-10 (TIME-CRITICAL — Integrity falls three a minute while it stays open). Mix them with Round 4's own six and the reference chains. Keep every table at two live faults; three only as a deliberate overload. Across the late shift, make each sector somebody's dependency at least once.</w:t>
+              <w:t xml:space="preserve">The library's LATE SHIFT section is yours from here: twelve more faults, P-09 (three values — two from other binders, a third from its own binder or a third sector; best introduced from Round 5) and P-10 (two values, TIME-CRITICAL — Integrity falls three a minute while it stays open). Mix them with Round 4's own six and the reference chains. Keep every table at two live faults; three only as a deliberate overload. Across the late shift, make each sector somebody's dependency at least once.</w:t>
             </w:r>
           </w:p>
         </w:tc>

--- a/B&W Kit/UNDERCITY_Facilitator_Guidebook_BW.docx
+++ b/B&W Kit/UNDERCITY_Facilitator_Guidebook_BW.docx
@@ -5993,7 +5993,7 @@
           <w:sz w:val="20"/>
           <w:szCs w:val="20"/>
         </w:rPr>
-        <w:t xml:space="preserve">Press NEXT ROUND to Round 1, then START. NEXT ROUND loads the round's clock at its full length, waiting, and deals nothing — every fault is yours to fire from the library; START runs the clock, and from Round 4 on it also plays that round's city broadcast. The pair is pressed seven times — Rounds 1 to 7 — and the day ends with END SIMULATION. A clock that reaches 00:00 stops on its own and moves nothing, and the city keeps bleeding until the next START, so do not dawdle between rounds. Pressing the round you are already in offers a restart: the clock reloads and that round's faults go back to active. STOP CLOCK and PAUSE are not part of the script.</w:t>
+        <w:t xml:space="preserve">Press NEXT ROUND to Round 1, then START. NEXT ROUND loads the round's clock at its full length, waiting, and deals nothing — every fault is yours to fire from the library; START runs the clock and plays nothing: where the runbook wants a city broadcast at the top of a round, it waits on the EVENTS timeline as READY TO FIRE, and it is your press, after START, that plays it. The pair is pressed seven times — Rounds 1 to 7 — and the day ends with END SIMULATION. A clock that reaches 00:00 stops on its own and moves nothing, and the city keeps bleeding until the next START, so do not dawdle between rounds. Pressing the round you are already in offers a restart: the clock reloads and that round's faults go back to active. STOP CLOCK and PAUSE are not part of the script.</w:t>
       </w:r>
     </w:p>
     <w:p>
@@ -8701,7 +8701,7 @@
               <w:rPr>
                 <w:rFonts w:ascii="Arial" w:cs="Arial" w:eastAsia="Arial" w:hAnsi="Arial"/>
               </w:rPr>
-              <w:t xml:space="preserve">NEXT ROUND → Round 4. START, then fire its six faults from the library, each needing another sector’s buried appendix. Announce in-world: "Seismic activity detected." Restore brownout sectors to active.</w:t>
+              <w:t xml:space="preserve">NEXT ROUND → Round 4. START — nothing plays by itself; if you want the TRAINING PROTOCOLS CONCLUDED broadcast, FIRE it from the EVENTS timeline. Then fire its six faults from the library, each needing another sector’s buried appendix. Announce in-world: "Seismic activity detected." Restore brownout sectors to active.</w:t>
             </w:r>
           </w:p>
         </w:tc>
@@ -9245,7 +9245,7 @@
               <w:rPr>
                 <w:rFonts w:ascii="Arial" w:cs="Arial" w:eastAsia="Arial" w:hAnsi="Arial"/>
               </w:rPr>
-              <w:t xml:space="preserve">NEXT ROUND → Round 5, then START. The city broadcast SYSTEM LOAD INCREASING plays on START — say nothing yourself. Nothing is reset; whatever is open stays open.</w:t>
+              <w:t xml:space="preserve">NEXT ROUND → Round 5, then START. Nothing plays by itself: FIRE the city broadcast SYSTEM LOAD INCREASING from the EVENTS timeline if you want it — say nothing yourself. Nothing is reset; whatever is open stays open.</w:t>
             </w:r>
           </w:p>
         </w:tc>
@@ -9732,7 +9732,7 @@
               <w:rPr>
                 <w:rFonts w:ascii="Arial" w:cs="Arial" w:eastAsia="Arial" w:hAnsi="Arial"/>
               </w:rPr>
-              <w:t xml:space="preserve">NEXT ROUND → Round 6, then START. CASCADE CONDITIONS DETECTED plays on START.</w:t>
+              <w:t xml:space="preserve">NEXT ROUND → Round 6, then START. FIRE CASCADE CONDITIONS DETECTED from the EVENTS timeline if you want it; nothing plays by itself.</w:t>
             </w:r>
           </w:p>
         </w:tc>
@@ -10148,7 +10148,7 @@
               <w:rPr>
                 <w:rFonts w:ascii="Arial" w:cs="Arial" w:eastAsia="Arial" w:hAnsi="Arial"/>
               </w:rPr>
-              <w:t xml:space="preserve">NEXT ROUND → Round 7, then START. FINAL OPERATING WINDOW plays on START.</w:t>
+              <w:t xml:space="preserve">NEXT ROUND → Round 7, then START. FIRE FINAL OPERATING WINDOW from the EVENTS timeline if you want it; nothing plays by itself.</w:t>
             </w:r>
           </w:p>
         </w:tc>

--- a/B&W Kit/UNDERCITY_Facilitator_Guidebook_BW.docx
+++ b/B&W Kit/UNDERCITY_Facilitator_Guidebook_BW.docx
@@ -12996,7 +12996,7 @@
               <w:rPr>
                 <w:rFonts w:ascii="Arial" w:cs="Arial" w:eastAsia="Arial" w:hAnsi="Arial"/>
               </w:rPr>
-              <w:t xml:space="preserve">Return workforce tokens to 8 per sector, including any left at the MED table.</w:t>
+              <w:t xml:space="preserve">Return workforce tokens to 5 per sector, including any left at the MED table.</w:t>
             </w:r>
           </w:p>
         </w:tc>

--- a/B&W Kit/UNDERCITY_Facilitator_Guidebook_BW.docx
+++ b/B&W Kit/UNDERCITY_Facilitator_Guidebook_BW.docx
@@ -3739,7 +3739,7 @@
           <w:sz w:val="20"/>
           <w:szCs w:val="20"/>
         </w:rPr>
-        <w:t xml:space="preserve">Every binder's Fault Code Index ends with two more procedures, P-09 and P-10, and the card deck has a LATE SHIFT section after REFERENCE CHAIN. They add no mechanic. A P-09 fault needs three values: two from other binders exactly as Round 3's did and, since 2026-10-06, a third from its own table, its own Appendix C or a third sector. Every P-08 reference chain carries a third value the same way, so each sector holds exactly two three-value faults and the library tags them 3 VALUES — introduce them in Round 5, one table at a time, and never on a P-10, which stays at two values under time pressure. A P-10 fault is the same with three crew, heavier materials and Integrity falling three points a minute while it stays open: the card says TIME-CRITICAL and nothing counts down, because nothing does — the control panel's preview shows you a target time to call out loud if the room needs the pressure, and that is all it is. They exist so Rounds 4 to 7 can mix every kind of fault the room has learned without repeating one. Fire them from the library like everything else; the preview shows you every source and the answer, and no table ever sees that.</w:t>
+        <w:t xml:space="preserve">Every binder's Fault Code Index ends with two more procedures, P-09 and P-10, and the card deck prints them in numerical order like every other card, with no section or round on the card. They add no mechanic. A P-09 fault needs three values: two from other binders exactly as Round 3's did and, since 2026-10-06, a third from its own table, its own Appendix C or a third sector. Every P-08 reference chain carries a third value the same way, so each sector holds exactly two three-value faults and the library tags them 3 VALUES — introduce them in Round 5, one table at a time, and never on a P-10, which stays at two values under time pressure. A P-10 fault is the same with three crew, heavier materials and Integrity falling three points a minute while it stays open: the card says TIME-CRITICAL and nothing counts down, because nothing does — the control panel's preview shows you a target time to call out loud if the room needs the pressure, and that is all it is. They exist so Rounds 4 to 7 can mix every kind of fault the room has learned without repeating one. Fire them from the library like everything else; the preview shows you every source and the answer, and no table ever sees that.</w:t>
       </w:r>
     </w:p>
     <w:p>
@@ -12900,7 +12900,7 @@
               <w:rPr>
                 <w:rFonts w:ascii="Arial" w:cs="Arial" w:eastAsia="Arial" w:hAnsi="Arial"/>
               </w:rPr>
-              <w:t xml:space="preserve">If the optional fault deck was used, collect every card from tables and floor, re-sort by section tab and count to 60.</w:t>
+              <w:t xml:space="preserve">If the optional fault deck was used, collect every card from tables and floor, re-sort by code and count to 60.</w:t>
             </w:r>
           </w:p>
         </w:tc>
